--- a/Actividades/Actividad_2.docx
+++ b/Actividades/Actividad_2.docx
@@ -273,7 +273,7 @@
         <w:rPr/>
       </w:pPr>
       <w:r>
-        <w:t xml:space="preserve">1. Planificación de requisitos: sesiones directas con el cliente para identificar necesidades (en este proyecto, la entrevista con la auxiliar de Villadent).</w:t>
+        <w:t>1. Planificación de requisitos: sesiones directas con el cliente para identificar necesidades (en este proyecto, las entrevistas con el personal de Villadent).</w:t>
       </w:r>
       <w:r/>
     </w:p>
@@ -1490,7 +1490,7 @@
                 <w:sz w:val="19"/>
                 <w:szCs w:val="19"/>
               </w:rPr>
-              <w:t xml:space="preserve">RF07 (antes RF07/08)</w:t>
+              <w:t>RF07</w:t>
             </w:r>
             <w:r/>
           </w:p>
@@ -2132,7 +2132,7 @@
                 <w:sz w:val="19"/>
                 <w:szCs w:val="19"/>
               </w:rPr>
-              <w:t xml:space="preserve">RF11</w:t>
+              <w:t>RF10</w:t>
             </w:r>
             <w:r/>
           </w:p>
@@ -3995,7 +3995,7 @@
                 <w:sz w:val="19"/>
                 <w:szCs w:val="19"/>
               </w:rPr>
-              <w:t xml:space="preserve">El paciente recibe el recordatorio.</w:t>
+              <w:t>El paciente recibe el recordatorio.</w:t>
             </w:r>
             <w:r/>
           </w:p>
@@ -4027,7 +4027,7 @@
                 <w:sz w:val="19"/>
                 <w:szCs w:val="19"/>
               </w:rPr>
-              <w:t xml:space="preserve">El sistema permite confirmar o cancelar la cita con una sola acción desde el mensaje.</w:t>
+              <w:t>El sistema permite confirmar, cancelar o reprogramar la cita con una sola acción desde el mensaje, liberando de inmediato el cupo al cancelar o reprogramar.</w:t>
             </w:r>
             <w:r/>
           </w:p>
@@ -4059,7 +4059,7 @@
                 <w:sz w:val="19"/>
                 <w:szCs w:val="19"/>
               </w:rPr>
-              <w:t xml:space="preserve">El usuario prueba ambas opciones y verifica el cambio de estado en la agenda.</w:t>
+              <w:t>El usuario prueba las tres opciones y verifica el cambio de estado en la agenda.</w:t>
             </w:r>
             <w:r/>
           </w:p>
@@ -4124,7 +4124,7 @@
                 <w:sz w:val="19"/>
                 <w:szCs w:val="19"/>
               </w:rPr>
-              <w:t xml:space="preserve">El paciente ingresa a la plataforma web a gestionar su cita.</w:t>
+              <w:t>El paciente agenda su propia cita desde la web.</w:t>
             </w:r>
             <w:r/>
           </w:p>
@@ -4155,7 +4155,7 @@
                 <w:sz w:val="19"/>
                 <w:szCs w:val="19"/>
               </w:rPr>
-              <w:t xml:space="preserve">El sistema permite cancelar/reprogramar solo si faltan más de 12 horas; de lo contrario, bloquea la acción.</w:t>
+              <w:t>El sistema registra la cita sin intervención de la auxiliar y la refleja en la agenda del odontólogo; si el paciente ya tiene una cita activa asociada a su número telefónico, bloquea el nuevo agendamiento.</w:t>
             </w:r>
             <w:r/>
           </w:p>
@@ -4186,7 +4186,7 @@
                 <w:sz w:val="19"/>
                 <w:szCs w:val="19"/>
               </w:rPr>
-              <w:t xml:space="preserve">El usuario prueba con una cita a menos de 12 horas y comprueba que la opción aparece deshabilitada.</w:t>
+              <w:t>El usuario (paciente) completa el flujo de principio a fin sin ayuda externa y comprueba que no puede agendar una segunda cita activa.</w:t>
             </w:r>
             <w:r/>
           </w:p>
@@ -4253,7 +4253,7 @@
                 <w:sz w:val="19"/>
                 <w:szCs w:val="19"/>
               </w:rPr>
-              <w:t xml:space="preserve">El paciente agenda su propia cita desde la web.</w:t>
+              <w:t>La auxiliar registra en el sistema una cita solicitada por llamada telefónica o WhatsApp.</w:t>
             </w:r>
             <w:r/>
           </w:p>
@@ -4285,7 +4285,7 @@
                 <w:sz w:val="19"/>
                 <w:szCs w:val="19"/>
               </w:rPr>
-              <w:t xml:space="preserve">El sistema registra la cita sin intervención de la auxiliar y la refleja en la agenda del odontólogo.</w:t>
+              <w:t>El sistema la incorpora a la agenda unificada y rechaza por concurrencia cualquier intento simultáneo de reservar el mismo horario.</w:t>
             </w:r>
             <w:r/>
           </w:p>
@@ -4317,7 +4317,7 @@
                 <w:sz w:val="19"/>
                 <w:szCs w:val="19"/>
               </w:rPr>
-              <w:t xml:space="preserve">El usuario (paciente) completa el flujo de principio a fin sin ayuda externa.</w:t>
+              <w:t>El usuario verifica que la cita aparece en la agenda del odontólogo y que el horario deja de ofrecerse en la web.</w:t>
             </w:r>
             <w:r/>
           </w:p>
@@ -4511,7 +4511,7 @@
                 <w:sz w:val="19"/>
                 <w:szCs w:val="19"/>
               </w:rPr>
-              <w:t xml:space="preserve">Se solicita cancelar o reprogramar una cita.</w:t>
+              <w:t>El personal administrativo solicita un reporte con un rango de fechas.</w:t>
             </w:r>
             <w:r/>
           </w:p>
@@ -4543,7 +4543,7 @@
                 <w:sz w:val="19"/>
                 <w:szCs w:val="19"/>
               </w:rPr>
-              <w:t xml:space="preserve">El sistema libera el cupo en la agenda del odontólogo correspondiente de forma inmediata.</w:t>
+              <w:t>El sistema genera un reporte filtrable con citas del día, canceladas e inasistencias.</w:t>
             </w:r>
             <w:r/>
           </w:p>
@@ -4575,134 +4575,7 @@
                 <w:sz w:val="19"/>
                 <w:szCs w:val="19"/>
               </w:rPr>
-              <w:t xml:space="preserve">El usuario verifica que el horario liberado aparece disponible para otro paciente.</w:t>
-            </w:r>
-            <w:r/>
-          </w:p>
-        </w:tc>
-      </w:tr>
-      <w:tr>
-        <w:trPr/>
-        <w:tc>
-          <w:tcPr>
-            <w:tcBorders/>
-            <w:tcMar>
-              <w:left w:w="100" w:type="dxa"/>
-              <w:top w:w="80" w:type="dxa"/>
-              <w:right w:w="100" w:type="dxa"/>
-              <w:bottom w:w="80" w:type="dxa"/>
-            </w:tcMar>
-            <w:tcW w:w="1133" w:type="dxa"/>
-            <w:vAlign w:val="center"/>
-          </w:tcPr>
-          <w:p>
-            <w:pPr>
-              <w:pBdr/>
-              <w:spacing/>
-              <w:ind/>
-              <w:rPr/>
-            </w:pPr>
-            <w:r>
-              <w:rPr>
-                <w:b w:val="0"/>
-                <w:bCs w:val="0"/>
-                <w:sz w:val="19"/>
-                <w:szCs w:val="19"/>
-              </w:rPr>
-              <w:t xml:space="preserve">RF11</w:t>
-            </w:r>
-            <w:r/>
-          </w:p>
-        </w:tc>
-        <w:tc>
-          <w:tcPr>
-            <w:tcBorders/>
-            <w:tcMar>
-              <w:left w:w="100" w:type="dxa"/>
-              <w:top w:w="80" w:type="dxa"/>
-              <w:right w:w="100" w:type="dxa"/>
-              <w:bottom w:w="80" w:type="dxa"/>
-            </w:tcMar>
-            <w:tcW w:w="2835" w:type="dxa"/>
-            <w:vAlign w:val="center"/>
-          </w:tcPr>
-          <w:p>
-            <w:pPr>
-              <w:pBdr/>
-              <w:spacing/>
-              <w:ind/>
-              <w:rPr/>
-            </w:pPr>
-            <w:r>
-              <w:rPr>
-                <w:b w:val="0"/>
-                <w:bCs w:val="0"/>
-                <w:sz w:val="19"/>
-                <w:szCs w:val="19"/>
-              </w:rPr>
-              <w:t xml:space="preserve">El personal administrativo solicita un reporte con un rango de fechas.</w:t>
-            </w:r>
-            <w:r/>
-          </w:p>
-        </w:tc>
-        <w:tc>
-          <w:tcPr>
-            <w:tcBorders/>
-            <w:tcMar>
-              <w:left w:w="100" w:type="dxa"/>
-              <w:top w:w="80" w:type="dxa"/>
-              <w:right w:w="100" w:type="dxa"/>
-              <w:bottom w:w="80" w:type="dxa"/>
-            </w:tcMar>
-            <w:tcW w:w="2332" w:type="dxa"/>
-            <w:vAlign w:val="center"/>
-          </w:tcPr>
-          <w:p>
-            <w:pPr>
-              <w:pBdr/>
-              <w:spacing/>
-              <w:ind/>
-              <w:rPr/>
-            </w:pPr>
-            <w:r>
-              <w:rPr>
-                <w:b w:val="0"/>
-                <w:bCs w:val="0"/>
-                <w:sz w:val="19"/>
-                <w:szCs w:val="19"/>
-              </w:rPr>
-              <w:t xml:space="preserve">El sistema genera un reporte filtrable con citas del día, canceladas e inasistencias.</w:t>
-            </w:r>
-            <w:r/>
-          </w:p>
-        </w:tc>
-        <w:tc>
-          <w:tcPr>
-            <w:tcBorders/>
-            <w:tcMar>
-              <w:left w:w="100" w:type="dxa"/>
-              <w:top w:w="80" w:type="dxa"/>
-              <w:right w:w="100" w:type="dxa"/>
-              <w:bottom w:w="80" w:type="dxa"/>
-            </w:tcMar>
-            <w:tcW w:w="3200" w:type="dxa"/>
-            <w:vAlign w:val="center"/>
-          </w:tcPr>
-          <w:p>
-            <w:pPr>
-              <w:pBdr/>
-              <w:spacing/>
-              <w:ind/>
-              <w:rPr/>
-            </w:pPr>
-            <w:r>
-              <w:rPr>
-                <w:b w:val="0"/>
-                <w:bCs w:val="0"/>
-                <w:sz w:val="19"/>
-                <w:szCs w:val="19"/>
-              </w:rPr>
-              <w:t xml:space="preserve">El usuario contrasta el reporte generado contra los datos reales de la agenda del periodo.</w:t>
+              <w:t>El usuario contrasta el reporte generado contra los datos reales de la agenda del periodo.</w:t>
             </w:r>
             <w:r/>
           </w:p>
